--- a/docs/lista_louvores/Textos_Louvores/LIVRE ACESSO.docx
+++ b/docs/lista_louvores/Textos_Louvores/LIVRE ACESSO.docx
@@ -4,676 +4,593 @@
   <w:body>
     <w:p>
       <w:pPr>
-        <w:numPr>
-          <w:ilvl w:val="0"/>
-          <w:numId w:val="1"/>
-        </w:numPr>
-        <w:spacing w:before="120" w:after="240"/>
-        <w:ind w:left="425" w:hanging="357"/>
-        <w:rPr>
-          <w:rFonts w:ascii="Times New Roman" w:hAnsi="Times New Roman"/>
-          <w:bCs/>
-          <w:color w:val="000000"/>
-          <w:sz w:val="28"/>
-          <w:szCs w:val="28"/>
-        </w:rPr>
+        <w:pStyle w:val="Ttulo1"/>
       </w:pPr>
       <w:r>
-        <w:rPr>
-          <w:rFonts w:ascii="Times New Roman" w:hAnsi="Times New Roman"/>
-          <w:bCs/>
-          <w:color w:val="000000"/>
-          <w:sz w:val="28"/>
-          <w:szCs w:val="28"/>
-        </w:rPr>
-        <w:t>Livre acesso</w:t>
+        <w:t>LIVRE ACESSO</w:t>
       </w:r>
     </w:p>
     <w:p>
       <w:pPr>
-        <w:pStyle w:val="PargrafodaLista"/>
-        <w:numPr>
-          <w:ilvl w:val="0"/>
-          <w:numId w:val="1"/>
-        </w:numPr>
         <w:autoSpaceDE w:val="0"/>
         <w:autoSpaceDN w:val="0"/>
         <w:adjustRightInd w:val="0"/>
-        <w:spacing w:before="80" w:line="240" w:lineRule="auto"/>
-        <w:ind w:left="922"/>
-        <w:contextualSpacing w:val="0"/>
-        <w:rPr>
-          <w:rFonts w:ascii="Times New Roman" w:hAnsi="Times New Roman" w:cs="Times New Roman"/>
+        <w:rPr>
+          <w:rFonts w:ascii="Times New Roman" w:hAnsi="Times New Roman"/>
           <w:b/>
           <w:bCs/>
           <w:i/>
           <w:iCs/>
-          <w:sz w:val="24"/>
-          <w:szCs w:val="24"/>
         </w:rPr>
       </w:pPr>
       <w:r>
         <w:rPr>
-          <w:rFonts w:ascii="Times New Roman" w:hAnsi="Times New Roman" w:cs="Times New Roman"/>
+          <w:rFonts w:ascii="Times New Roman" w:hAnsi="Times New Roman"/>
           <w:b/>
           <w:bCs/>
           <w:i/>
           <w:iCs/>
-          <w:sz w:val="24"/>
-          <w:szCs w:val="24"/>
         </w:rPr>
         <w:t xml:space="preserve">Senhor, eu não sou nada </w:t>
       </w:r>
       <w:r>
         <w:rPr>
-          <w:rFonts w:ascii="Times New Roman" w:hAnsi="Times New Roman" w:cs="Times New Roman"/>
+          <w:rFonts w:ascii="Times New Roman" w:hAnsi="Times New Roman"/>
           <w:b/>
           <w:bCs/>
           <w:i/>
           <w:iCs/>
-          <w:sz w:val="24"/>
-          <w:szCs w:val="24"/>
-        </w:rPr>
-        <w:br/>
-        <w:t>diante do Teu poder</w:t>
-      </w:r>
-      <w:r>
-        <w:rPr>
-          <w:rFonts w:ascii="Times New Roman" w:hAnsi="Times New Roman" w:cs="Times New Roman"/>
+        </w:rPr>
+        <w:br/>
+      </w:r>
+      <w:r>
+        <w:rPr>
+          <w:rFonts w:ascii="Times New Roman" w:hAnsi="Times New Roman"/>
           <w:b/>
           <w:bCs/>
           <w:i/>
           <w:iCs/>
-          <w:sz w:val="24"/>
-          <w:szCs w:val="24"/>
-        </w:rPr>
-        <w:br/>
-        <w:t>Nem merecedor do Teu imenso amor</w:t>
-      </w:r>
-    </w:p>
-    <w:p>
-      <w:pPr>
-        <w:pStyle w:val="PargrafodaLista"/>
-        <w:numPr>
-          <w:ilvl w:val="0"/>
-          <w:numId w:val="1"/>
-        </w:numPr>
-        <w:autoSpaceDE w:val="0"/>
-        <w:autoSpaceDN w:val="0"/>
-        <w:adjustRightInd w:val="0"/>
-        <w:spacing w:before="80" w:line="240" w:lineRule="auto"/>
-        <w:ind w:left="922"/>
-        <w:contextualSpacing w:val="0"/>
-        <w:rPr>
-          <w:rFonts w:ascii="Times New Roman" w:hAnsi="Times New Roman" w:cs="Times New Roman"/>
+        </w:rPr>
+        <w:t>diante do Teu poder</w:t>
+      </w:r>
+      <w:r>
+        <w:rPr>
+          <w:rFonts w:ascii="Times New Roman" w:hAnsi="Times New Roman"/>
           <w:b/>
           <w:bCs/>
           <w:i/>
           <w:iCs/>
-          <w:sz w:val="24"/>
-          <w:szCs w:val="24"/>
-        </w:rPr>
-      </w:pPr>
-      <w:r>
-        <w:rPr>
-          <w:rFonts w:ascii="Times New Roman" w:hAnsi="Times New Roman" w:cs="Times New Roman"/>
+        </w:rPr>
+        <w:br/>
+      </w:r>
+      <w:r>
+        <w:rPr>
+          <w:rFonts w:ascii="Times New Roman" w:hAnsi="Times New Roman"/>
           <w:b/>
           <w:bCs/>
           <w:i/>
           <w:iCs/>
-          <w:sz w:val="24"/>
-          <w:szCs w:val="24"/>
-        </w:rPr>
-        <w:t xml:space="preserve">Através do Teu Filho tenho </w:t>
-      </w:r>
-      <w:r>
-        <w:rPr>
-          <w:rFonts w:ascii="Times New Roman" w:hAnsi="Times New Roman" w:cs="Times New Roman"/>
+        </w:rPr>
+        <w:t>Nem merecedor do Teu imenso amor</w:t>
+      </w:r>
+      <w:r>
+        <w:rPr>
+          <w:rFonts w:ascii="Times New Roman" w:hAnsi="Times New Roman"/>
           <w:b/>
           <w:bCs/>
           <w:i/>
           <w:iCs/>
-          <w:sz w:val="24"/>
-          <w:szCs w:val="24"/>
-        </w:rPr>
-        <w:br/>
-        <w:t>livre acesso a Ti</w:t>
-      </w:r>
-      <w:r>
-        <w:rPr>
-          <w:rFonts w:ascii="Times New Roman" w:hAnsi="Times New Roman" w:cs="Times New Roman"/>
+        </w:rPr>
+        <w:br/>
+      </w:r>
+      <w:r>
+        <w:rPr>
+          <w:rFonts w:ascii="Times New Roman" w:hAnsi="Times New Roman"/>
           <w:b/>
           <w:bCs/>
           <w:i/>
           <w:iCs/>
-          <w:sz w:val="24"/>
-          <w:szCs w:val="24"/>
-        </w:rPr>
-        <w:br/>
-        <w:t>Que me fez chegar aos Teus pés</w:t>
-      </w:r>
-      <w:r>
-        <w:rPr>
-          <w:rFonts w:ascii="Times New Roman" w:hAnsi="Times New Roman" w:cs="Times New Roman"/>
+        </w:rPr>
+        <w:t xml:space="preserve">Através do Teu Filho tenho </w:t>
+      </w:r>
+      <w:r>
+        <w:rPr>
+          <w:rFonts w:ascii="Times New Roman" w:hAnsi="Times New Roman"/>
           <w:b/>
           <w:bCs/>
           <w:i/>
           <w:iCs/>
-          <w:sz w:val="24"/>
-          <w:szCs w:val="24"/>
-        </w:rPr>
-        <w:br/>
-        <w:t xml:space="preserve">Me humilhar </w:t>
-      </w:r>
-      <w:proofErr w:type="gramStart"/>
-      <w:r>
-        <w:rPr>
-          <w:rFonts w:ascii="Times New Roman" w:hAnsi="Times New Roman" w:cs="Times New Roman"/>
+        </w:rPr>
+        <w:br/>
+      </w:r>
+      <w:r>
+        <w:rPr>
+          <w:rFonts w:ascii="Times New Roman" w:hAnsi="Times New Roman"/>
           <w:b/>
           <w:bCs/>
           <w:i/>
           <w:iCs/>
-          <w:sz w:val="24"/>
-          <w:szCs w:val="24"/>
-        </w:rPr>
-        <w:t>diante de Ti</w:t>
-      </w:r>
-      <w:proofErr w:type="gramEnd"/>
-    </w:p>
-    <w:p>
-      <w:pPr>
-        <w:pStyle w:val="PargrafodaLista"/>
-        <w:numPr>
-          <w:ilvl w:val="0"/>
-          <w:numId w:val="1"/>
-        </w:numPr>
-        <w:autoSpaceDE w:val="0"/>
-        <w:autoSpaceDN w:val="0"/>
-        <w:adjustRightInd w:val="0"/>
-        <w:spacing w:before="80" w:line="240" w:lineRule="auto"/>
-        <w:ind w:left="922"/>
-        <w:contextualSpacing w:val="0"/>
-        <w:rPr>
-          <w:rFonts w:ascii="Times New Roman" w:hAnsi="Times New Roman" w:cs="Times New Roman"/>
+        </w:rPr>
+        <w:t>livre acesso a Ti</w:t>
+      </w:r>
+      <w:r>
+        <w:rPr>
+          <w:rFonts w:ascii="Times New Roman" w:hAnsi="Times New Roman"/>
           <w:b/>
           <w:bCs/>
           <w:i/>
           <w:iCs/>
-          <w:sz w:val="24"/>
-          <w:szCs w:val="24"/>
-        </w:rPr>
-      </w:pPr>
-      <w:r>
-        <w:rPr>
-          <w:rFonts w:ascii="Times New Roman" w:hAnsi="Times New Roman" w:cs="Times New Roman"/>
+        </w:rPr>
+        <w:br/>
+      </w:r>
+      <w:r>
+        <w:rPr>
+          <w:rFonts w:ascii="Times New Roman" w:hAnsi="Times New Roman"/>
           <w:b/>
           <w:bCs/>
           <w:i/>
           <w:iCs/>
-          <w:sz w:val="24"/>
-          <w:szCs w:val="24"/>
-        </w:rPr>
-        <w:t>[REPETE REFRÃO]</w:t>
-      </w:r>
-    </w:p>
-    <w:p>
-      <w:pPr>
-        <w:pStyle w:val="PargrafodaLista"/>
-        <w:numPr>
-          <w:ilvl w:val="0"/>
-          <w:numId w:val="1"/>
-        </w:numPr>
-        <w:autoSpaceDE w:val="0"/>
-        <w:autoSpaceDN w:val="0"/>
-        <w:adjustRightInd w:val="0"/>
-        <w:spacing w:before="80" w:line="240" w:lineRule="auto"/>
-        <w:ind w:left="922"/>
-        <w:contextualSpacing w:val="0"/>
-        <w:rPr>
-          <w:rFonts w:ascii="Times New Roman" w:hAnsi="Times New Roman" w:cs="Times New Roman"/>
-          <w:sz w:val="24"/>
-          <w:szCs w:val="24"/>
-        </w:rPr>
-      </w:pPr>
-      <w:r>
-        <w:rPr>
-          <w:rFonts w:ascii="Times New Roman" w:hAnsi="Times New Roman" w:cs="Times New Roman"/>
-          <w:sz w:val="24"/>
-          <w:szCs w:val="24"/>
-        </w:rPr>
-        <w:t>Deixa o Teu rio passar em minha vida</w:t>
-      </w:r>
-      <w:r>
-        <w:rPr>
-          <w:rFonts w:ascii="Times New Roman" w:hAnsi="Times New Roman" w:cs="Times New Roman"/>
-          <w:sz w:val="24"/>
-          <w:szCs w:val="24"/>
-        </w:rPr>
-        <w:br/>
-        <w:t xml:space="preserve">e curar minhas feridas, </w:t>
-      </w:r>
-      <w:r>
-        <w:rPr>
-          <w:rFonts w:ascii="Times New Roman" w:hAnsi="Times New Roman" w:cs="Times New Roman"/>
-          <w:sz w:val="24"/>
-          <w:szCs w:val="24"/>
-        </w:rPr>
-        <w:br/>
-        <w:t>sarar as minhas dores</w:t>
-      </w:r>
-    </w:p>
-    <w:p>
-      <w:pPr>
-        <w:pStyle w:val="PargrafodaLista"/>
-        <w:numPr>
-          <w:ilvl w:val="0"/>
-          <w:numId w:val="1"/>
-        </w:numPr>
-        <w:autoSpaceDE w:val="0"/>
-        <w:autoSpaceDN w:val="0"/>
-        <w:adjustRightInd w:val="0"/>
-        <w:spacing w:before="80" w:line="240" w:lineRule="auto"/>
-        <w:ind w:left="922"/>
-        <w:contextualSpacing w:val="0"/>
-        <w:rPr>
-          <w:rFonts w:ascii="Times New Roman" w:hAnsi="Times New Roman" w:cs="Times New Roman"/>
-          <w:sz w:val="24"/>
-          <w:szCs w:val="24"/>
-        </w:rPr>
-      </w:pPr>
-      <w:r>
-        <w:rPr>
-          <w:rFonts w:ascii="Times New Roman" w:hAnsi="Times New Roman" w:cs="Times New Roman"/>
-          <w:sz w:val="24"/>
-          <w:szCs w:val="24"/>
-        </w:rPr>
-        <w:t xml:space="preserve">Livra-me ó Deus, das cadeias </w:t>
-      </w:r>
-      <w:r>
-        <w:rPr>
-          <w:rFonts w:ascii="Times New Roman" w:hAnsi="Times New Roman" w:cs="Times New Roman"/>
-          <w:sz w:val="24"/>
-          <w:szCs w:val="24"/>
-        </w:rPr>
-        <w:br/>
-        <w:t xml:space="preserve">que me prendem </w:t>
-      </w:r>
-    </w:p>
-    <w:p>
-      <w:pPr>
-        <w:pStyle w:val="PargrafodaLista"/>
-        <w:numPr>
-          <w:ilvl w:val="0"/>
-          <w:numId w:val="1"/>
-        </w:numPr>
-        <w:autoSpaceDE w:val="0"/>
-        <w:autoSpaceDN w:val="0"/>
-        <w:adjustRightInd w:val="0"/>
-        <w:spacing w:before="80" w:line="240" w:lineRule="auto"/>
-        <w:ind w:left="922"/>
-        <w:contextualSpacing w:val="0"/>
-        <w:rPr>
-          <w:rFonts w:ascii="Times New Roman" w:hAnsi="Times New Roman" w:cs="Times New Roman"/>
-          <w:sz w:val="24"/>
-          <w:szCs w:val="24"/>
-        </w:rPr>
-      </w:pPr>
-      <w:r>
-        <w:rPr>
-          <w:rFonts w:ascii="Times New Roman" w:hAnsi="Times New Roman" w:cs="Times New Roman"/>
-          <w:sz w:val="24"/>
-          <w:szCs w:val="24"/>
-        </w:rPr>
-        <w:t xml:space="preserve">Toca em </w:t>
-      </w:r>
-      <w:proofErr w:type="spellStart"/>
-      <w:r>
-        <w:rPr>
-          <w:rFonts w:ascii="Times New Roman" w:hAnsi="Times New Roman" w:cs="Times New Roman"/>
-          <w:sz w:val="24"/>
-          <w:szCs w:val="24"/>
-        </w:rPr>
-        <w:t>minh’alma</w:t>
-      </w:r>
-      <w:proofErr w:type="spellEnd"/>
-      <w:r>
-        <w:rPr>
-          <w:rFonts w:ascii="Times New Roman" w:hAnsi="Times New Roman" w:cs="Times New Roman"/>
-          <w:sz w:val="24"/>
-          <w:szCs w:val="24"/>
-        </w:rPr>
-        <w:t xml:space="preserve"> faz em mim </w:t>
-      </w:r>
-      <w:r>
-        <w:rPr>
-          <w:rFonts w:ascii="Times New Roman" w:hAnsi="Times New Roman" w:cs="Times New Roman"/>
-          <w:sz w:val="24"/>
-          <w:szCs w:val="24"/>
-        </w:rPr>
-        <w:br/>
-        <w:t>o Teu querer, Senhor</w:t>
-      </w:r>
-    </w:p>
-    <w:p>
-      <w:pPr>
-        <w:pStyle w:val="PargrafodaLista"/>
-        <w:numPr>
-          <w:ilvl w:val="0"/>
-          <w:numId w:val="1"/>
-        </w:numPr>
-        <w:autoSpaceDE w:val="0"/>
-        <w:autoSpaceDN w:val="0"/>
-        <w:adjustRightInd w:val="0"/>
-        <w:spacing w:before="80" w:line="240" w:lineRule="auto"/>
-        <w:ind w:left="922"/>
-        <w:contextualSpacing w:val="0"/>
-        <w:rPr>
-          <w:rFonts w:ascii="Times New Roman" w:hAnsi="Times New Roman" w:cs="Times New Roman"/>
+        </w:rPr>
+        <w:t>Que me fez chegar aos Teus pés</w:t>
+      </w:r>
+      <w:r>
+        <w:rPr>
+          <w:rFonts w:ascii="Times New Roman" w:hAnsi="Times New Roman"/>
           <w:b/>
           <w:bCs/>
           <w:i/>
           <w:iCs/>
-          <w:sz w:val="24"/>
-          <w:szCs w:val="24"/>
-        </w:rPr>
-      </w:pPr>
-      <w:r>
-        <w:rPr>
-          <w:rFonts w:ascii="Times New Roman" w:hAnsi="Times New Roman" w:cs="Times New Roman"/>
+        </w:rPr>
+        <w:br/>
+      </w:r>
+      <w:r>
+        <w:rPr>
+          <w:rFonts w:ascii="Times New Roman" w:hAnsi="Times New Roman"/>
           <w:b/>
           <w:bCs/>
           <w:i/>
           <w:iCs/>
-          <w:sz w:val="24"/>
-          <w:szCs w:val="24"/>
-        </w:rPr>
-        <w:t>[REPETE REFRÃO]</w:t>
+        </w:rPr>
+        <w:t>Me humilhar diante de Ti</w:t>
       </w:r>
     </w:p>
     <w:p>
       <w:pPr>
-        <w:pStyle w:val="PargrafodaLista"/>
-        <w:numPr>
-          <w:ilvl w:val="0"/>
-          <w:numId w:val="1"/>
-        </w:numPr>
         <w:autoSpaceDE w:val="0"/>
         <w:autoSpaceDN w:val="0"/>
         <w:adjustRightInd w:val="0"/>
-        <w:spacing w:before="80" w:line="240" w:lineRule="auto"/>
-        <w:ind w:left="922"/>
-        <w:contextualSpacing w:val="0"/>
-        <w:rPr>
-          <w:rFonts w:ascii="Times New Roman" w:hAnsi="Times New Roman" w:cs="Times New Roman"/>
-          <w:sz w:val="24"/>
-          <w:szCs w:val="24"/>
+        <w:rPr>
+          <w:rFonts w:ascii="Times New Roman" w:hAnsi="Times New Roman"/>
+          <w:b/>
+          <w:bCs/>
+          <w:i/>
+          <w:iCs/>
         </w:rPr>
       </w:pPr>
       <w:r>
         <w:rPr>
-          <w:rFonts w:ascii="Times New Roman" w:hAnsi="Times New Roman" w:cs="Times New Roman"/>
-          <w:sz w:val="24"/>
-          <w:szCs w:val="24"/>
-        </w:rPr>
-        <w:t>Deixa o Teu rio passar em minha vida</w:t>
-      </w:r>
-      <w:r>
-        <w:rPr>
-          <w:rFonts w:ascii="Times New Roman" w:hAnsi="Times New Roman" w:cs="Times New Roman"/>
-          <w:sz w:val="24"/>
-          <w:szCs w:val="24"/>
-        </w:rPr>
-        <w:br/>
-        <w:t xml:space="preserve">e curar minhas feridas, </w:t>
-      </w:r>
-      <w:r>
-        <w:rPr>
-          <w:rFonts w:ascii="Times New Roman" w:hAnsi="Times New Roman" w:cs="Times New Roman"/>
-          <w:sz w:val="24"/>
-          <w:szCs w:val="24"/>
-        </w:rPr>
-        <w:br/>
-        <w:t>sarar as minhas dores</w:t>
+          <w:rFonts w:ascii="Times New Roman" w:hAnsi="Times New Roman"/>
+          <w:b/>
+          <w:bCs/>
+          <w:i/>
+          <w:iCs/>
+        </w:rPr>
+        <w:t>[REFRÃO]</w:t>
       </w:r>
     </w:p>
     <w:p>
       <w:pPr>
-        <w:pStyle w:val="PargrafodaLista"/>
-        <w:numPr>
-          <w:ilvl w:val="0"/>
-          <w:numId w:val="1"/>
-        </w:numPr>
         <w:autoSpaceDE w:val="0"/>
         <w:autoSpaceDN w:val="0"/>
         <w:adjustRightInd w:val="0"/>
-        <w:spacing w:before="80" w:line="240" w:lineRule="auto"/>
-        <w:ind w:left="922"/>
-        <w:contextualSpacing w:val="0"/>
-        <w:rPr>
-          <w:rFonts w:ascii="Times New Roman" w:hAnsi="Times New Roman" w:cs="Times New Roman"/>
-          <w:sz w:val="24"/>
-          <w:szCs w:val="24"/>
+        <w:rPr>
+          <w:rFonts w:ascii="Times New Roman" w:hAnsi="Times New Roman"/>
         </w:rPr>
       </w:pPr>
       <w:r>
         <w:rPr>
-          <w:rFonts w:ascii="Times New Roman" w:hAnsi="Times New Roman" w:cs="Times New Roman"/>
-          <w:sz w:val="24"/>
-          <w:szCs w:val="24"/>
-        </w:rPr>
-        <w:t xml:space="preserve">Livra-me ó Deus, das cadeias </w:t>
-      </w:r>
-      <w:r>
-        <w:rPr>
-          <w:rFonts w:ascii="Times New Roman" w:hAnsi="Times New Roman" w:cs="Times New Roman"/>
-          <w:sz w:val="24"/>
-          <w:szCs w:val="24"/>
-        </w:rPr>
-        <w:br/>
-        <w:t xml:space="preserve">que me prendem </w:t>
+          <w:rFonts w:ascii="Times New Roman" w:hAnsi="Times New Roman"/>
+        </w:rPr>
+        <w:t xml:space="preserve">Deixa o Teu rio </w:t>
+      </w:r>
+      <w:r>
+        <w:rPr>
+          <w:rFonts w:ascii="Times New Roman" w:hAnsi="Times New Roman"/>
+        </w:rPr>
+        <w:br/>
+      </w:r>
+      <w:r>
+        <w:rPr>
+          <w:rFonts w:ascii="Times New Roman" w:hAnsi="Times New Roman"/>
+        </w:rPr>
+        <w:t>passar em minha vida</w:t>
+      </w:r>
+      <w:r>
+        <w:rPr>
+          <w:rFonts w:ascii="Times New Roman" w:hAnsi="Times New Roman"/>
+        </w:rPr>
+        <w:br/>
+      </w:r>
+      <w:r>
+        <w:rPr>
+          <w:rFonts w:ascii="Times New Roman" w:hAnsi="Times New Roman"/>
+        </w:rPr>
+        <w:t xml:space="preserve">e curar minhas feridas, </w:t>
+      </w:r>
+      <w:r>
+        <w:rPr>
+          <w:rFonts w:ascii="Times New Roman" w:hAnsi="Times New Roman"/>
+        </w:rPr>
+        <w:br/>
+      </w:r>
+      <w:r>
+        <w:rPr>
+          <w:rFonts w:ascii="Times New Roman" w:hAnsi="Times New Roman"/>
+        </w:rPr>
+        <w:t>sarar as minhas dores</w:t>
       </w:r>
     </w:p>
     <w:p>
       <w:pPr>
-        <w:pStyle w:val="PargrafodaLista"/>
-        <w:numPr>
-          <w:ilvl w:val="0"/>
-          <w:numId w:val="1"/>
-        </w:numPr>
         <w:autoSpaceDE w:val="0"/>
         <w:autoSpaceDN w:val="0"/>
         <w:adjustRightInd w:val="0"/>
-        <w:spacing w:before="80" w:line="240" w:lineRule="auto"/>
-        <w:ind w:left="922"/>
-        <w:contextualSpacing w:val="0"/>
-        <w:rPr>
-          <w:rFonts w:ascii="Times New Roman" w:hAnsi="Times New Roman" w:cs="Times New Roman"/>
-          <w:sz w:val="24"/>
-          <w:szCs w:val="24"/>
+        <w:rPr>
+          <w:rFonts w:ascii="Times New Roman" w:hAnsi="Times New Roman"/>
         </w:rPr>
       </w:pPr>
       <w:r>
         <w:rPr>
-          <w:rFonts w:ascii="Times New Roman" w:hAnsi="Times New Roman" w:cs="Times New Roman"/>
-          <w:sz w:val="24"/>
-          <w:szCs w:val="24"/>
+          <w:rFonts w:ascii="Times New Roman" w:hAnsi="Times New Roman"/>
+        </w:rPr>
+        <w:t xml:space="preserve">Livra-me ó Deus, das cadeias </w:t>
+      </w:r>
+      <w:r>
+        <w:rPr>
+          <w:rFonts w:ascii="Times New Roman" w:hAnsi="Times New Roman"/>
+        </w:rPr>
+        <w:br/>
+      </w:r>
+      <w:r>
+        <w:rPr>
+          <w:rFonts w:ascii="Times New Roman" w:hAnsi="Times New Roman"/>
+        </w:rPr>
+        <w:t xml:space="preserve">que me prendem </w:t>
+      </w:r>
+      <w:r>
+        <w:rPr>
+          <w:rFonts w:ascii="Times New Roman" w:hAnsi="Times New Roman"/>
+        </w:rPr>
+        <w:br/>
+      </w:r>
+      <w:r>
+        <w:rPr>
+          <w:rFonts w:ascii="Times New Roman" w:hAnsi="Times New Roman"/>
         </w:rPr>
         <w:t xml:space="preserve">Toca em </w:t>
       </w:r>
       <w:proofErr w:type="spellStart"/>
       <w:r>
         <w:rPr>
-          <w:rFonts w:ascii="Times New Roman" w:hAnsi="Times New Roman" w:cs="Times New Roman"/>
-          <w:sz w:val="24"/>
-          <w:szCs w:val="24"/>
+          <w:rFonts w:ascii="Times New Roman" w:hAnsi="Times New Roman"/>
         </w:rPr>
         <w:t>minh’alma</w:t>
       </w:r>
       <w:proofErr w:type="spellEnd"/>
       <w:r>
         <w:rPr>
-          <w:rFonts w:ascii="Times New Roman" w:hAnsi="Times New Roman" w:cs="Times New Roman"/>
-          <w:sz w:val="24"/>
-          <w:szCs w:val="24"/>
-        </w:rPr>
-        <w:t xml:space="preserve"> faz em mim </w:t>
-      </w:r>
-      <w:r>
-        <w:rPr>
-          <w:rFonts w:ascii="Times New Roman" w:hAnsi="Times New Roman" w:cs="Times New Roman"/>
-          <w:sz w:val="24"/>
-          <w:szCs w:val="24"/>
-        </w:rPr>
-        <w:br/>
-        <w:t>o Teu querer, Senhor</w:t>
+          <w:rFonts w:ascii="Times New Roman" w:hAnsi="Times New Roman"/>
+        </w:rPr>
+        <w:t xml:space="preserve"> </w:t>
+      </w:r>
+      <w:r>
+        <w:rPr>
+          <w:rFonts w:ascii="Times New Roman" w:hAnsi="Times New Roman"/>
+        </w:rPr>
+        <w:br/>
+      </w:r>
+      <w:r>
+        <w:rPr>
+          <w:rFonts w:ascii="Times New Roman" w:hAnsi="Times New Roman"/>
+        </w:rPr>
+        <w:t xml:space="preserve">faz em mim o Teu querer, </w:t>
+      </w:r>
+      <w:r>
+        <w:rPr>
+          <w:rFonts w:ascii="Times New Roman" w:hAnsi="Times New Roman"/>
+        </w:rPr>
+        <w:br/>
+      </w:r>
+      <w:r>
+        <w:rPr>
+          <w:rFonts w:ascii="Times New Roman" w:hAnsi="Times New Roman"/>
+        </w:rPr>
+        <w:t>Senhor</w:t>
       </w:r>
     </w:p>
     <w:p>
       <w:pPr>
-        <w:pStyle w:val="PargrafodaLista"/>
-        <w:numPr>
-          <w:ilvl w:val="0"/>
-          <w:numId w:val="1"/>
-        </w:numPr>
         <w:autoSpaceDE w:val="0"/>
         <w:autoSpaceDN w:val="0"/>
         <w:adjustRightInd w:val="0"/>
-        <w:spacing w:before="80" w:line="240" w:lineRule="auto"/>
-        <w:ind w:left="922"/>
-        <w:contextualSpacing w:val="0"/>
-        <w:rPr>
-          <w:rFonts w:ascii="Times New Roman" w:hAnsi="Times New Roman" w:cs="Times New Roman"/>
-          <w:sz w:val="24"/>
-          <w:szCs w:val="24"/>
+        <w:rPr>
+          <w:rFonts w:ascii="Times New Roman" w:hAnsi="Times New Roman"/>
+          <w:b/>
+          <w:bCs/>
+          <w:i/>
+          <w:iCs/>
         </w:rPr>
       </w:pPr>
       <w:r>
         <w:rPr>
-          <w:rFonts w:ascii="Times New Roman" w:hAnsi="Times New Roman" w:cs="Times New Roman"/>
-          <w:sz w:val="24"/>
-          <w:szCs w:val="24"/>
-        </w:rPr>
-        <w:t>Deixa o Teu rio passar em minha vida</w:t>
-      </w:r>
-      <w:r>
-        <w:rPr>
-          <w:rFonts w:ascii="Times New Roman" w:hAnsi="Times New Roman" w:cs="Times New Roman"/>
-          <w:sz w:val="24"/>
-          <w:szCs w:val="24"/>
-        </w:rPr>
-        <w:br/>
-        <w:t xml:space="preserve">e curar minhas feridas, </w:t>
-      </w:r>
-      <w:r>
-        <w:rPr>
-          <w:rFonts w:ascii="Times New Roman" w:hAnsi="Times New Roman" w:cs="Times New Roman"/>
-          <w:sz w:val="24"/>
-          <w:szCs w:val="24"/>
-        </w:rPr>
-        <w:br/>
-        <w:t>sarar as minhas dores</w:t>
+          <w:rFonts w:ascii="Times New Roman" w:hAnsi="Times New Roman"/>
+          <w:b/>
+          <w:bCs/>
+          <w:i/>
+          <w:iCs/>
+        </w:rPr>
+        <w:t>[REFRÃO]</w:t>
       </w:r>
     </w:p>
     <w:p>
       <w:pPr>
-        <w:pStyle w:val="PargrafodaLista"/>
-        <w:numPr>
-          <w:ilvl w:val="0"/>
-          <w:numId w:val="1"/>
-        </w:numPr>
         <w:autoSpaceDE w:val="0"/>
         <w:autoSpaceDN w:val="0"/>
         <w:adjustRightInd w:val="0"/>
-        <w:spacing w:before="80" w:line="240" w:lineRule="auto"/>
-        <w:ind w:left="922"/>
-        <w:contextualSpacing w:val="0"/>
-        <w:rPr>
-          <w:rFonts w:ascii="Times New Roman" w:hAnsi="Times New Roman" w:cs="Times New Roman"/>
-          <w:sz w:val="24"/>
-          <w:szCs w:val="24"/>
+        <w:rPr>
+          <w:rFonts w:ascii="Times New Roman" w:hAnsi="Times New Roman"/>
         </w:rPr>
       </w:pPr>
       <w:r>
         <w:rPr>
-          <w:rFonts w:ascii="Times New Roman" w:hAnsi="Times New Roman" w:cs="Times New Roman"/>
-          <w:sz w:val="24"/>
-          <w:szCs w:val="24"/>
-        </w:rPr>
-        <w:t xml:space="preserve">Livra-me ó Deus, das cadeias </w:t>
-      </w:r>
-      <w:r>
-        <w:rPr>
-          <w:rFonts w:ascii="Times New Roman" w:hAnsi="Times New Roman" w:cs="Times New Roman"/>
-          <w:sz w:val="24"/>
-          <w:szCs w:val="24"/>
-        </w:rPr>
-        <w:br/>
-        <w:t xml:space="preserve">que me prendem </w:t>
+          <w:rFonts w:ascii="Times New Roman" w:hAnsi="Times New Roman"/>
+        </w:rPr>
+        <w:t xml:space="preserve">Deixa o Teu rio </w:t>
+      </w:r>
+      <w:r>
+        <w:rPr>
+          <w:rFonts w:ascii="Times New Roman" w:hAnsi="Times New Roman"/>
+        </w:rPr>
+        <w:br/>
+      </w:r>
+      <w:r>
+        <w:rPr>
+          <w:rFonts w:ascii="Times New Roman" w:hAnsi="Times New Roman"/>
+        </w:rPr>
+        <w:t>passar em minha vida</w:t>
+      </w:r>
+      <w:r>
+        <w:rPr>
+          <w:rFonts w:ascii="Times New Roman" w:hAnsi="Times New Roman"/>
+        </w:rPr>
+        <w:br/>
+      </w:r>
+      <w:r>
+        <w:rPr>
+          <w:rFonts w:ascii="Times New Roman" w:hAnsi="Times New Roman"/>
+        </w:rPr>
+        <w:t xml:space="preserve">e curar minhas feridas, </w:t>
+      </w:r>
+      <w:r>
+        <w:rPr>
+          <w:rFonts w:ascii="Times New Roman" w:hAnsi="Times New Roman"/>
+        </w:rPr>
+        <w:br/>
+      </w:r>
+      <w:r>
+        <w:rPr>
+          <w:rFonts w:ascii="Times New Roman" w:hAnsi="Times New Roman"/>
+        </w:rPr>
+        <w:t>sarar as minhas dores</w:t>
       </w:r>
     </w:p>
     <w:p>
       <w:pPr>
-        <w:pStyle w:val="PargrafodaLista"/>
-        <w:numPr>
-          <w:ilvl w:val="0"/>
-          <w:numId w:val="1"/>
-        </w:numPr>
         <w:autoSpaceDE w:val="0"/>
         <w:autoSpaceDN w:val="0"/>
         <w:adjustRightInd w:val="0"/>
-        <w:spacing w:before="80" w:line="240" w:lineRule="auto"/>
-        <w:ind w:left="922"/>
-        <w:contextualSpacing w:val="0"/>
-        <w:rPr>
-          <w:rFonts w:ascii="Times New Roman" w:hAnsi="Times New Roman" w:cs="Times New Roman"/>
-          <w:sz w:val="24"/>
-          <w:szCs w:val="24"/>
+        <w:rPr>
+          <w:rFonts w:ascii="Times New Roman" w:hAnsi="Times New Roman"/>
         </w:rPr>
       </w:pPr>
       <w:r>
         <w:rPr>
-          <w:rFonts w:ascii="Times New Roman" w:hAnsi="Times New Roman" w:cs="Times New Roman"/>
-          <w:sz w:val="24"/>
-          <w:szCs w:val="24"/>
+          <w:rFonts w:ascii="Times New Roman" w:hAnsi="Times New Roman"/>
+        </w:rPr>
+        <w:t xml:space="preserve">Livra-me ó Deus, das cadeias </w:t>
+      </w:r>
+      <w:r>
+        <w:rPr>
+          <w:rFonts w:ascii="Times New Roman" w:hAnsi="Times New Roman"/>
+        </w:rPr>
+        <w:br/>
+      </w:r>
+      <w:r>
+        <w:rPr>
+          <w:rFonts w:ascii="Times New Roman" w:hAnsi="Times New Roman"/>
+        </w:rPr>
+        <w:t xml:space="preserve">que me prendem </w:t>
+      </w:r>
+      <w:r>
+        <w:rPr>
+          <w:rFonts w:ascii="Times New Roman" w:hAnsi="Times New Roman"/>
+        </w:rPr>
+        <w:br/>
+      </w:r>
+      <w:r>
+        <w:rPr>
+          <w:rFonts w:ascii="Times New Roman" w:hAnsi="Times New Roman"/>
         </w:rPr>
         <w:t xml:space="preserve">Toca em </w:t>
       </w:r>
       <w:proofErr w:type="spellStart"/>
       <w:r>
         <w:rPr>
-          <w:rFonts w:ascii="Times New Roman" w:hAnsi="Times New Roman" w:cs="Times New Roman"/>
-          <w:sz w:val="24"/>
-          <w:szCs w:val="24"/>
+          <w:rFonts w:ascii="Times New Roman" w:hAnsi="Times New Roman"/>
         </w:rPr>
         <w:t>minh’alma</w:t>
       </w:r>
       <w:proofErr w:type="spellEnd"/>
       <w:r>
         <w:rPr>
-          <w:rFonts w:ascii="Times New Roman" w:hAnsi="Times New Roman" w:cs="Times New Roman"/>
-          <w:sz w:val="24"/>
-          <w:szCs w:val="24"/>
-        </w:rPr>
-        <w:t xml:space="preserve"> faz em mim </w:t>
-      </w:r>
-      <w:r>
-        <w:rPr>
-          <w:rFonts w:ascii="Times New Roman" w:hAnsi="Times New Roman" w:cs="Times New Roman"/>
-          <w:sz w:val="24"/>
-          <w:szCs w:val="24"/>
-        </w:rPr>
-        <w:br/>
-        <w:t>o Teu querer, Senhor</w:t>
+          <w:rFonts w:ascii="Times New Roman" w:hAnsi="Times New Roman"/>
+        </w:rPr>
+        <w:t xml:space="preserve"> </w:t>
+      </w:r>
+      <w:r>
+        <w:rPr>
+          <w:rFonts w:ascii="Times New Roman" w:hAnsi="Times New Roman"/>
+        </w:rPr>
+        <w:br/>
+      </w:r>
+      <w:r>
+        <w:rPr>
+          <w:rFonts w:ascii="Times New Roman" w:hAnsi="Times New Roman"/>
+        </w:rPr>
+        <w:t xml:space="preserve">faz em mim o Teu querer, </w:t>
+      </w:r>
+      <w:r>
+        <w:rPr>
+          <w:rFonts w:ascii="Times New Roman" w:hAnsi="Times New Roman"/>
+        </w:rPr>
+        <w:br/>
+      </w:r>
+      <w:r>
+        <w:rPr>
+          <w:rFonts w:ascii="Times New Roman" w:hAnsi="Times New Roman"/>
+        </w:rPr>
+        <w:t>Senhor</w:t>
       </w:r>
     </w:p>
     <w:p>
       <w:pPr>
-        <w:rPr>
-          <w:rFonts w:ascii="Times New Roman" w:hAnsi="Times New Roman"/>
-          <w:sz w:val="28"/>
-          <w:szCs w:val="28"/>
+        <w:autoSpaceDE w:val="0"/>
+        <w:autoSpaceDN w:val="0"/>
+        <w:adjustRightInd w:val="0"/>
+        <w:rPr>
+          <w:rFonts w:ascii="Times New Roman" w:hAnsi="Times New Roman"/>
         </w:rPr>
       </w:pPr>
+      <w:r>
+        <w:rPr>
+          <w:rFonts w:ascii="Times New Roman" w:hAnsi="Times New Roman"/>
+        </w:rPr>
+        <w:t xml:space="preserve">Deixa o Teu rio </w:t>
+      </w:r>
+      <w:r>
+        <w:rPr>
+          <w:rFonts w:ascii="Times New Roman" w:hAnsi="Times New Roman"/>
+        </w:rPr>
+        <w:br/>
+      </w:r>
+      <w:r>
+        <w:rPr>
+          <w:rFonts w:ascii="Times New Roman" w:hAnsi="Times New Roman"/>
+        </w:rPr>
+        <w:t>passar em minha vida</w:t>
+      </w:r>
+      <w:r>
+        <w:rPr>
+          <w:rFonts w:ascii="Times New Roman" w:hAnsi="Times New Roman"/>
+        </w:rPr>
+        <w:br/>
+      </w:r>
+      <w:r>
+        <w:rPr>
+          <w:rFonts w:ascii="Times New Roman" w:hAnsi="Times New Roman"/>
+        </w:rPr>
+        <w:t xml:space="preserve">e curar minhas feridas, </w:t>
+      </w:r>
+      <w:r>
+        <w:rPr>
+          <w:rFonts w:ascii="Times New Roman" w:hAnsi="Times New Roman"/>
+        </w:rPr>
+        <w:br/>
+      </w:r>
+      <w:r>
+        <w:rPr>
+          <w:rFonts w:ascii="Times New Roman" w:hAnsi="Times New Roman"/>
+        </w:rPr>
+        <w:t>sarar as minhas dores</w:t>
+      </w:r>
+    </w:p>
+    <w:p>
+      <w:pPr>
+        <w:autoSpaceDE w:val="0"/>
+        <w:autoSpaceDN w:val="0"/>
+        <w:adjustRightInd w:val="0"/>
+        <w:rPr>
+          <w:rFonts w:ascii="Times New Roman" w:hAnsi="Times New Roman"/>
+        </w:rPr>
+      </w:pPr>
+      <w:r>
+        <w:rPr>
+          <w:rFonts w:ascii="Times New Roman" w:hAnsi="Times New Roman"/>
+        </w:rPr>
+        <w:t xml:space="preserve">Livra-me ó Deus, das cadeias </w:t>
+      </w:r>
+      <w:r>
+        <w:rPr>
+          <w:rFonts w:ascii="Times New Roman" w:hAnsi="Times New Roman"/>
+        </w:rPr>
+        <w:br/>
+      </w:r>
+      <w:r>
+        <w:rPr>
+          <w:rFonts w:ascii="Times New Roman" w:hAnsi="Times New Roman"/>
+        </w:rPr>
+        <w:t xml:space="preserve">que me prendem </w:t>
+      </w:r>
+      <w:r>
+        <w:rPr>
+          <w:rFonts w:ascii="Times New Roman" w:hAnsi="Times New Roman"/>
+        </w:rPr>
+        <w:br/>
+      </w:r>
+      <w:r>
+        <w:rPr>
+          <w:rFonts w:ascii="Times New Roman" w:hAnsi="Times New Roman"/>
+        </w:rPr>
+        <w:t xml:space="preserve">Toca em </w:t>
+      </w:r>
+      <w:proofErr w:type="spellStart"/>
+      <w:r>
+        <w:rPr>
+          <w:rFonts w:ascii="Times New Roman" w:hAnsi="Times New Roman"/>
+        </w:rPr>
+        <w:t>minh’alma</w:t>
+      </w:r>
+      <w:proofErr w:type="spellEnd"/>
+      <w:r>
+        <w:rPr>
+          <w:rFonts w:ascii="Times New Roman" w:hAnsi="Times New Roman"/>
+        </w:rPr>
+        <w:t xml:space="preserve"> </w:t>
+      </w:r>
+      <w:r>
+        <w:rPr>
+          <w:rFonts w:ascii="Times New Roman" w:hAnsi="Times New Roman"/>
+        </w:rPr>
+        <w:br/>
+      </w:r>
+      <w:r>
+        <w:rPr>
+          <w:rFonts w:ascii="Times New Roman" w:hAnsi="Times New Roman"/>
+        </w:rPr>
+        <w:t xml:space="preserve">faz em mim o Teu querer, </w:t>
+      </w:r>
+      <w:r>
+        <w:rPr>
+          <w:rFonts w:ascii="Times New Roman" w:hAnsi="Times New Roman"/>
+        </w:rPr>
+        <w:br/>
+      </w:r>
+      <w:r>
+        <w:rPr>
+          <w:rFonts w:ascii="Times New Roman" w:hAnsi="Times New Roman"/>
+        </w:rPr>
+        <w:t>Senhor</w:t>
+      </w:r>
     </w:p>
     <w:sectPr>
       <w:pgSz w:w="11906" w:h="16838"/>
